--- a/UC1_Project_Documentation.docx
+++ b/UC1_Project_Documentation.docx
@@ -87,7 +87,7 @@
           <w:color w:val="94A3B8"/>
           <w:sz w:val="18"/>
         </w:rPr>
-        <w:t>Generated: 08 June 2026  |  Version 1.0  |  UC1 Project</w:t>
+        <w:t>Generated: 09 June 2026  |  Version 1.0  |  UC1 Project</w:t>
       </w:r>
     </w:p>
     <w:p>
@@ -1186,6 +1186,154 @@
               <w:rPr>
                 <w:sz w:val="19"/>
               </w:rPr>
+              <w:t>13a</w:t>
+            </w:r>
+          </w:p>
+        </w:tc>
+        <w:tc>
+          <w:tcPr>
+            <w:tcW w:type="dxa" w:w="3135"/>
+            <w:shd w:val="clear" w:color="auto" w:fill="FFFFFF"/>
+            <w:tcBdr>
+              <w:top w:val="single" w:sz="4" w:space="0" w:color="d1d5db"/>
+              <w:left w:val="single" w:sz="4" w:space="0" w:color="d1d5db"/>
+              <w:bottom w:val="single" w:sz="4" w:space="0" w:color="d1d5db"/>
+              <w:right w:val="single" w:sz="4" w:space="0" w:color="d1d5db"/>
+            </w:tcBdr>
+          </w:tcPr>
+          <w:p>
+            <w:pPr>
+              <w:spacing w:before="60" w:after="60"/>
+              <w:ind w:left="113"/>
+            </w:pPr>
+            <w:r>
+              <w:rPr>
+                <w:sz w:val="19"/>
+              </w:rPr>
+              <w:t>GitHub Actions Workflow</w:t>
+            </w:r>
+          </w:p>
+        </w:tc>
+        <w:tc>
+          <w:tcPr>
+            <w:tcW w:type="dxa" w:w="3135"/>
+            <w:shd w:val="clear" w:color="auto" w:fill="FFFFFF"/>
+            <w:tcBdr>
+              <w:top w:val="single" w:sz="4" w:space="0" w:color="d1d5db"/>
+              <w:left w:val="single" w:sz="4" w:space="0" w:color="d1d5db"/>
+              <w:bottom w:val="single" w:sz="4" w:space="0" w:color="d1d5db"/>
+              <w:right w:val="single" w:sz="4" w:space="0" w:color="d1d5db"/>
+            </w:tcBdr>
+          </w:tcPr>
+          <w:p>
+            <w:pPr>
+              <w:spacing w:before="60" w:after="60"/>
+              <w:ind w:left="113"/>
+            </w:pPr>
+            <w:r>
+              <w:rPr>
+                <w:sz w:val="19"/>
+              </w:rPr>
+              <w:t>.github/workflows/security-scan.yml</w:t>
+            </w:r>
+          </w:p>
+        </w:tc>
+      </w:tr>
+      <w:tr>
+        <w:tc>
+          <w:tcPr>
+            <w:tcW w:type="dxa" w:w="3135"/>
+            <w:shd w:val="clear" w:color="auto" w:fill="F1F5F9"/>
+            <w:tcBdr>
+              <w:top w:val="single" w:sz="4" w:space="0" w:color="d1d5db"/>
+              <w:left w:val="single" w:sz="4" w:space="0" w:color="d1d5db"/>
+              <w:bottom w:val="single" w:sz="4" w:space="0" w:color="d1d5db"/>
+              <w:right w:val="single" w:sz="4" w:space="0" w:color="d1d5db"/>
+            </w:tcBdr>
+          </w:tcPr>
+          <w:p>
+            <w:pPr>
+              <w:spacing w:before="60" w:after="60"/>
+              <w:ind w:left="113"/>
+            </w:pPr>
+            <w:r>
+              <w:rPr>
+                <w:sz w:val="19"/>
+              </w:rPr>
+              <w:t>13b</w:t>
+            </w:r>
+          </w:p>
+        </w:tc>
+        <w:tc>
+          <w:tcPr>
+            <w:tcW w:type="dxa" w:w="3135"/>
+            <w:shd w:val="clear" w:color="auto" w:fill="F1F5F9"/>
+            <w:tcBdr>
+              <w:top w:val="single" w:sz="4" w:space="0" w:color="d1d5db"/>
+              <w:left w:val="single" w:sz="4" w:space="0" w:color="d1d5db"/>
+              <w:bottom w:val="single" w:sz="4" w:space="0" w:color="d1d5db"/>
+              <w:right w:val="single" w:sz="4" w:space="0" w:color="d1d5db"/>
+            </w:tcBdr>
+          </w:tcPr>
+          <w:p>
+            <w:pPr>
+              <w:spacing w:before="60" w:after="60"/>
+              <w:ind w:left="113"/>
+            </w:pPr>
+            <w:r>
+              <w:rPr>
+                <w:sz w:val="19"/>
+              </w:rPr>
+              <w:t>MCP Server</w:t>
+            </w:r>
+          </w:p>
+        </w:tc>
+        <w:tc>
+          <w:tcPr>
+            <w:tcW w:type="dxa" w:w="3135"/>
+            <w:shd w:val="clear" w:color="auto" w:fill="F1F5F9"/>
+            <w:tcBdr>
+              <w:top w:val="single" w:sz="4" w:space="0" w:color="d1d5db"/>
+              <w:left w:val="single" w:sz="4" w:space="0" w:color="d1d5db"/>
+              <w:bottom w:val="single" w:sz="4" w:space="0" w:color="d1d5db"/>
+              <w:right w:val="single" w:sz="4" w:space="0" w:color="d1d5db"/>
+            </w:tcBdr>
+          </w:tcPr>
+          <w:p>
+            <w:pPr>
+              <w:spacing w:before="60" w:after="60"/>
+              <w:ind w:left="113"/>
+            </w:pPr>
+            <w:r>
+              <w:rPr>
+                <w:sz w:val="19"/>
+              </w:rPr>
+              <w:t>pipeline-output/mcp_server.py · .mcp.json</w:t>
+            </w:r>
+          </w:p>
+        </w:tc>
+      </w:tr>
+      <w:tr>
+        <w:tc>
+          <w:tcPr>
+            <w:tcW w:type="dxa" w:w="3135"/>
+            <w:shd w:val="clear" w:color="auto" w:fill="FFFFFF"/>
+            <w:tcBdr>
+              <w:top w:val="single" w:sz="4" w:space="0" w:color="d1d5db"/>
+              <w:left w:val="single" w:sz="4" w:space="0" w:color="d1d5db"/>
+              <w:bottom w:val="single" w:sz="4" w:space="0" w:color="d1d5db"/>
+              <w:right w:val="single" w:sz="4" w:space="0" w:color="d1d5db"/>
+            </w:tcBdr>
+          </w:tcPr>
+          <w:p>
+            <w:pPr>
+              <w:spacing w:before="60" w:after="60"/>
+              <w:ind w:left="113"/>
+            </w:pPr>
+            <w:r>
+              <w:rPr>
+                <w:sz w:val="19"/>
+              </w:rPr>
               <w:t>14</w:t>
             </w:r>
           </w:p>
@@ -4174,6 +4322,81 @@
           <w:color w:val="0F172A"/>
           <w:sz w:val="17"/>
         </w:rPr>
+        <w:t>├── .mcp.json                 ← MCP server config (auto-loaded by Claude Code)</w:t>
+      </w:r>
+    </w:p>
+    <w:p>
+      <w:pPr>
+        <w:spacing w:before="0" w:after="60"/>
+        <w:ind w:left="283"/>
+        <w:shd w:val="clear" w:color="auto" w:fill="F1F5F9"/>
+      </w:pPr>
+      <w:r>
+        <w:rPr>
+          <w:rFonts w:ascii="Courier New" w:hAnsi="Courier New"/>
+          <w:color w:val="0F172A"/>
+          <w:sz w:val="17"/>
+        </w:rPr>
+        <w:t>├── .github/</w:t>
+      </w:r>
+    </w:p>
+    <w:p>
+      <w:pPr>
+        <w:spacing w:before="0" w:after="60"/>
+        <w:ind w:left="283"/>
+        <w:shd w:val="clear" w:color="auto" w:fill="F1F5F9"/>
+      </w:pPr>
+      <w:r>
+        <w:rPr>
+          <w:rFonts w:ascii="Courier New" w:hAnsi="Courier New"/>
+          <w:color w:val="0F172A"/>
+          <w:sz w:val="17"/>
+        </w:rPr>
+        <w:t>│   └── workflows/</w:t>
+      </w:r>
+    </w:p>
+    <w:p>
+      <w:pPr>
+        <w:spacing w:before="0" w:after="60"/>
+        <w:ind w:left="283"/>
+        <w:shd w:val="clear" w:color="auto" w:fill="F1F5F9"/>
+      </w:pPr>
+      <w:r>
+        <w:rPr>
+          <w:rFonts w:ascii="Courier New" w:hAnsi="Courier New"/>
+          <w:color w:val="0F172A"/>
+          <w:sz w:val="17"/>
+        </w:rPr>
+        <w:t>│       └── security-scan.yml ← Live GitHub Actions CI/CD workflow</w:t>
+      </w:r>
+    </w:p>
+    <w:p>
+      <w:pPr>
+        <w:spacing w:before="0" w:after="60"/>
+        <w:ind w:left="283"/>
+        <w:shd w:val="clear" w:color="auto" w:fill="F1F5F9"/>
+      </w:pPr>
+      <w:r>
+        <w:rPr>
+          <w:rFonts w:ascii="Courier New" w:hAnsi="Courier New"/>
+          <w:color w:val="0F172A"/>
+          <w:sz w:val="17"/>
+        </w:rPr>
+        <w:t>│</w:t>
+      </w:r>
+    </w:p>
+    <w:p>
+      <w:pPr>
+        <w:spacing w:before="0" w:after="60"/>
+        <w:ind w:left="283"/>
+        <w:shd w:val="clear" w:color="auto" w:fill="F1F5F9"/>
+      </w:pPr>
+      <w:r>
+        <w:rPr>
+          <w:rFonts w:ascii="Courier New" w:hAnsi="Courier New"/>
+          <w:color w:val="0F172A"/>
+          <w:sz w:val="17"/>
+        </w:rPr>
         <w:t>├── pipeline-output/          ← Main working directory (run everything from here)</w:t>
       </w:r>
     </w:p>
@@ -4190,6 +4413,21 @@
           <w:sz w:val="17"/>
         </w:rPr>
         <w:t>│   ├── run_pipeline.py       ← MAIN SCRIPT — the entire pipeline in one file</w:t>
+      </w:r>
+    </w:p>
+    <w:p>
+      <w:pPr>
+        <w:spacing w:before="0" w:after="60"/>
+        <w:ind w:left="283"/>
+        <w:shd w:val="clear" w:color="auto" w:fill="F1F5F9"/>
+      </w:pPr>
+      <w:r>
+        <w:rPr>
+          <w:rFonts w:ascii="Courier New" w:hAnsi="Courier New"/>
+          <w:color w:val="0F172A"/>
+          <w:sz w:val="17"/>
+        </w:rPr>
+        <w:t>│   ├── mcp_server.py         ← MCP server exposing pipeline as Claude tools</w:t>
       </w:r>
     </w:p>
     <w:p>
@@ -11352,7 +11590,7 @@
               <w:rPr>
                 <w:sz w:val="19"/>
               </w:rPr>
-              <w:t>A ready-to-use GitHub Actions CI/CD workflow. Copy this file to .github/workflows/ in your target repository to run the UC1 pipeline automatically on every push.</w:t>
+              <w:t>A ready-to-use GitHub Actions CI/CD workflow generated for the scanned repo. Copy to .github/workflows/ in any target repository. Note: the UC1 repo itself already has a live workflow at .github/workflows/security-scan.yml.</w:t>
             </w:r>
           </w:p>
         </w:tc>
@@ -16719,6 +16957,932 @@
       <w:r>
         <w:rPr>
           <w:b/>
+          <w:color w:val="16A34A"/>
+          <w:sz w:val="32"/>
+          <w:u w:val="none"/>
+        </w:rPr>
+        <w:t>GitHub Actions Workflow</w:t>
+      </w:r>
+    </w:p>
+    <w:tbl>
+      <w:tblPr>
+        <w:tblW w:type="auto" w:w="0"/>
+        <w:jc w:val="left"/>
+        <w:tblLook w:firstColumn="1" w:firstRow="1" w:lastColumn="0" w:lastRow="0" w:noHBand="0" w:noVBand="1" w:val="04A0"/>
+      </w:tblPr>
+      <w:tblGrid>
+        <w:gridCol w:w="9406"/>
+      </w:tblGrid>
+      <w:tr>
+        <w:tc>
+          <w:tcPr>
+            <w:tcW w:type="dxa" w:w="9406"/>
+            <w:shd w:val="clear" w:color="auto" w:fill="16A34A"/>
+            <w:tcBdr>
+              <w:top w:val="single" w:sz="4" w:space="0" w:color="16A34A"/>
+              <w:left w:val="single" w:sz="4" w:space="0" w:color="16A34A"/>
+              <w:bottom w:val="single" w:sz="4" w:space="0" w:color="16A34A"/>
+              <w:right w:val="single" w:sz="4" w:space="0" w:color="16A34A"/>
+            </w:tcBdr>
+          </w:tcPr>
+          <w:p>
+            <w:pPr>
+              <w:spacing w:before="120" w:after="120"/>
+              <w:ind w:left="170"/>
+              <w:jc w:val="left"/>
+            </w:pPr>
+            <w:r>
+              <w:rPr>
+                <w:b/>
+                <w:color w:val="FFFFFF"/>
+                <w:sz w:val="24"/>
+              </w:rPr>
+              <w:t>.github/workflows/security-scan.yml  —  Live CI/CD Pipeline</w:t>
+            </w:r>
+          </w:p>
+        </w:tc>
+      </w:tr>
+    </w:tbl>
+    <w:p>
+      <w:pPr>
+        <w:spacing w:before="0" w:after="80"/>
+      </w:pPr>
+    </w:p>
+    <w:p>
+      <w:pPr>
+        <w:spacing w:before="0" w:after="60"/>
+      </w:pPr>
+      <w:r>
+        <w:rPr>
+          <w:b w:val="0"/>
+          <w:i w:val="0"/>
+          <w:sz w:val="21"/>
+        </w:rPr>
+        <w:t>A production-ready GitHub Actions workflow is already wired into this repository. It does not need to be generated or copied — it is active and triggers automatically.</w:t>
+      </w:r>
+    </w:p>
+    <w:p>
+      <w:pPr>
+        <w:spacing w:before="0" w:after="80"/>
+      </w:pPr>
+    </w:p>
+    <w:tbl>
+      <w:tblPr>
+        <w:tblW w:type="auto" w:w="0"/>
+        <w:jc w:val="left"/>
+        <w:tblLook w:firstColumn="1" w:firstRow="1" w:lastColumn="0" w:lastRow="0" w:noHBand="0" w:noVBand="1" w:val="04A0"/>
+      </w:tblPr>
+      <w:tblGrid>
+        <w:gridCol w:w="1984"/>
+        <w:gridCol w:w="4819"/>
+        <w:gridCol w:w="2268"/>
+      </w:tblGrid>
+      <w:tr>
+        <w:tc>
+          <w:tcPr>
+            <w:tcW w:type="dxa" w:w="3135"/>
+            <w:shd w:val="clear" w:color="auto" w:fill="1E293B"/>
+            <w:tcBdr>
+              <w:top w:val="single" w:sz="4" w:space="0" w:color="1e293b"/>
+              <w:left w:val="single" w:sz="4" w:space="0" w:color="1e293b"/>
+              <w:bottom w:val="single" w:sz="4" w:space="0" w:color="1e293b"/>
+              <w:right w:val="single" w:sz="4" w:space="0" w:color="1e293b"/>
+            </w:tcBdr>
+          </w:tcPr>
+          <w:p>
+            <w:pPr>
+              <w:spacing w:before="80" w:after="80"/>
+              <w:ind w:left="113"/>
+            </w:pPr>
+            <w:r>
+              <w:rPr>
+                <w:b/>
+                <w:color w:val="FFFFFF"/>
+                <w:sz w:val="19"/>
+              </w:rPr>
+              <w:t>Trigger</w:t>
+            </w:r>
+          </w:p>
+        </w:tc>
+        <w:tc>
+          <w:tcPr>
+            <w:tcW w:type="dxa" w:w="3135"/>
+            <w:shd w:val="clear" w:color="auto" w:fill="1E293B"/>
+            <w:tcBdr>
+              <w:top w:val="single" w:sz="4" w:space="0" w:color="1e293b"/>
+              <w:left w:val="single" w:sz="4" w:space="0" w:color="1e293b"/>
+              <w:bottom w:val="single" w:sz="4" w:space="0" w:color="1e293b"/>
+              <w:right w:val="single" w:sz="4" w:space="0" w:color="1e293b"/>
+            </w:tcBdr>
+          </w:tcPr>
+          <w:p>
+            <w:pPr>
+              <w:spacing w:before="80" w:after="80"/>
+              <w:ind w:left="113"/>
+            </w:pPr>
+            <w:r>
+              <w:rPr>
+                <w:b/>
+                <w:color w:val="FFFFFF"/>
+                <w:sz w:val="19"/>
+              </w:rPr>
+              <w:t>Condition</w:t>
+            </w:r>
+          </w:p>
+        </w:tc>
+        <w:tc>
+          <w:tcPr>
+            <w:tcW w:type="dxa" w:w="3135"/>
+            <w:shd w:val="clear" w:color="auto" w:fill="1E293B"/>
+            <w:tcBdr>
+              <w:top w:val="single" w:sz="4" w:space="0" w:color="1e293b"/>
+              <w:left w:val="single" w:sz="4" w:space="0" w:color="1e293b"/>
+              <w:bottom w:val="single" w:sz="4" w:space="0" w:color="1e293b"/>
+              <w:right w:val="single" w:sz="4" w:space="0" w:color="1e293b"/>
+            </w:tcBdr>
+          </w:tcPr>
+          <w:p>
+            <w:pPr>
+              <w:spacing w:before="80" w:after="80"/>
+              <w:ind w:left="113"/>
+            </w:pPr>
+            <w:r>
+              <w:rPr>
+                <w:b/>
+                <w:color w:val="FFFFFF"/>
+                <w:sz w:val="19"/>
+              </w:rPr>
+              <w:t>What Runs</w:t>
+            </w:r>
+          </w:p>
+        </w:tc>
+      </w:tr>
+      <w:tr>
+        <w:tc>
+          <w:tcPr>
+            <w:tcW w:type="dxa" w:w="3135"/>
+            <w:shd w:val="clear" w:color="auto" w:fill="F1F5F9"/>
+            <w:tcBdr>
+              <w:top w:val="single" w:sz="4" w:space="0" w:color="d1d5db"/>
+              <w:left w:val="single" w:sz="4" w:space="0" w:color="d1d5db"/>
+              <w:bottom w:val="single" w:sz="4" w:space="0" w:color="d1d5db"/>
+              <w:right w:val="single" w:sz="4" w:space="0" w:color="d1d5db"/>
+            </w:tcBdr>
+          </w:tcPr>
+          <w:p>
+            <w:pPr>
+              <w:spacing w:before="60" w:after="60"/>
+              <w:ind w:left="113"/>
+            </w:pPr>
+            <w:r>
+              <w:rPr>
+                <w:sz w:val="19"/>
+              </w:rPr>
+              <w:t>Push to main</w:t>
+            </w:r>
+          </w:p>
+        </w:tc>
+        <w:tc>
+          <w:tcPr>
+            <w:tcW w:type="dxa" w:w="3135"/>
+            <w:shd w:val="clear" w:color="auto" w:fill="F1F5F9"/>
+            <w:tcBdr>
+              <w:top w:val="single" w:sz="4" w:space="0" w:color="d1d5db"/>
+              <w:left w:val="single" w:sz="4" w:space="0" w:color="d1d5db"/>
+              <w:bottom w:val="single" w:sz="4" w:space="0" w:color="d1d5db"/>
+              <w:right w:val="single" w:sz="4" w:space="0" w:color="d1d5db"/>
+            </w:tcBdr>
+          </w:tcPr>
+          <w:p>
+            <w:pPr>
+              <w:spacing w:before="60" w:after="60"/>
+              <w:ind w:left="113"/>
+            </w:pPr>
+            <w:r>
+              <w:rPr>
+                <w:sz w:val="19"/>
+              </w:rPr>
+              <w:t>run_pipeline.py, policy.json, or workflow file changed</w:t>
+            </w:r>
+          </w:p>
+        </w:tc>
+        <w:tc>
+          <w:tcPr>
+            <w:tcW w:type="dxa" w:w="3135"/>
+            <w:shd w:val="clear" w:color="auto" w:fill="F1F5F9"/>
+            <w:tcBdr>
+              <w:top w:val="single" w:sz="4" w:space="0" w:color="d1d5db"/>
+              <w:left w:val="single" w:sz="4" w:space="0" w:color="d1d5db"/>
+              <w:bottom w:val="single" w:sz="4" w:space="0" w:color="d1d5db"/>
+              <w:right w:val="single" w:sz="4" w:space="0" w:color="d1d5db"/>
+            </w:tcBdr>
+          </w:tcPr>
+          <w:p>
+            <w:pPr>
+              <w:spacing w:before="60" w:after="60"/>
+              <w:ind w:left="113"/>
+            </w:pPr>
+            <w:r>
+              <w:rPr>
+                <w:sz w:val="19"/>
+              </w:rPr>
+              <w:t>Full pipeline scan (dry-run, no PRs)</w:t>
+            </w:r>
+          </w:p>
+        </w:tc>
+      </w:tr>
+      <w:tr>
+        <w:tc>
+          <w:tcPr>
+            <w:tcW w:type="dxa" w:w="3135"/>
+            <w:shd w:val="clear" w:color="auto" w:fill="FFFFFF"/>
+            <w:tcBdr>
+              <w:top w:val="single" w:sz="4" w:space="0" w:color="d1d5db"/>
+              <w:left w:val="single" w:sz="4" w:space="0" w:color="d1d5db"/>
+              <w:bottom w:val="single" w:sz="4" w:space="0" w:color="d1d5db"/>
+              <w:right w:val="single" w:sz="4" w:space="0" w:color="d1d5db"/>
+            </w:tcBdr>
+          </w:tcPr>
+          <w:p>
+            <w:pPr>
+              <w:spacing w:before="60" w:after="60"/>
+              <w:ind w:left="113"/>
+            </w:pPr>
+            <w:r>
+              <w:rPr>
+                <w:sz w:val="19"/>
+              </w:rPr>
+              <w:t>workflow_dispatch</w:t>
+            </w:r>
+          </w:p>
+        </w:tc>
+        <w:tc>
+          <w:tcPr>
+            <w:tcW w:type="dxa" w:w="3135"/>
+            <w:shd w:val="clear" w:color="auto" w:fill="FFFFFF"/>
+            <w:tcBdr>
+              <w:top w:val="single" w:sz="4" w:space="0" w:color="d1d5db"/>
+              <w:left w:val="single" w:sz="4" w:space="0" w:color="d1d5db"/>
+              <w:bottom w:val="single" w:sz="4" w:space="0" w:color="d1d5db"/>
+              <w:right w:val="single" w:sz="4" w:space="0" w:color="d1d5db"/>
+            </w:tcBdr>
+          </w:tcPr>
+          <w:p>
+            <w:pPr>
+              <w:spacing w:before="60" w:after="60"/>
+              <w:ind w:left="113"/>
+            </w:pPr>
+            <w:r>
+              <w:rPr>
+                <w:sz w:val="19"/>
+              </w:rPr>
+              <w:t>Manual via Actions UI — choose repo + create_prs toggle</w:t>
+            </w:r>
+          </w:p>
+        </w:tc>
+        <w:tc>
+          <w:tcPr>
+            <w:tcW w:type="dxa" w:w="3135"/>
+            <w:shd w:val="clear" w:color="auto" w:fill="FFFFFF"/>
+            <w:tcBdr>
+              <w:top w:val="single" w:sz="4" w:space="0" w:color="d1d5db"/>
+              <w:left w:val="single" w:sz="4" w:space="0" w:color="d1d5db"/>
+              <w:bottom w:val="single" w:sz="4" w:space="0" w:color="d1d5db"/>
+              <w:right w:val="single" w:sz="4" w:space="0" w:color="d1d5db"/>
+            </w:tcBdr>
+          </w:tcPr>
+          <w:p>
+            <w:pPr>
+              <w:spacing w:before="60" w:after="60"/>
+              <w:ind w:left="113"/>
+            </w:pPr>
+            <w:r>
+              <w:rPr>
+                <w:sz w:val="19"/>
+              </w:rPr>
+              <w:t>Full pipeline; live PRs if DEMO_REPO_PAT secret is set</w:t>
+            </w:r>
+          </w:p>
+        </w:tc>
+      </w:tr>
+      <w:tr>
+        <w:tc>
+          <w:tcPr>
+            <w:tcW w:type="dxa" w:w="3135"/>
+            <w:shd w:val="clear" w:color="auto" w:fill="F1F5F9"/>
+            <w:tcBdr>
+              <w:top w:val="single" w:sz="4" w:space="0" w:color="d1d5db"/>
+              <w:left w:val="single" w:sz="4" w:space="0" w:color="d1d5db"/>
+              <w:bottom w:val="single" w:sz="4" w:space="0" w:color="d1d5db"/>
+              <w:right w:val="single" w:sz="4" w:space="0" w:color="d1d5db"/>
+            </w:tcBdr>
+          </w:tcPr>
+          <w:p>
+            <w:pPr>
+              <w:spacing w:before="60" w:after="60"/>
+              <w:ind w:left="113"/>
+            </w:pPr>
+            <w:r>
+              <w:rPr>
+                <w:sz w:val="19"/>
+              </w:rPr>
+              <w:t>Scheduled cron</w:t>
+            </w:r>
+          </w:p>
+        </w:tc>
+        <w:tc>
+          <w:tcPr>
+            <w:tcW w:type="dxa" w:w="3135"/>
+            <w:shd w:val="clear" w:color="auto" w:fill="F1F5F9"/>
+            <w:tcBdr>
+              <w:top w:val="single" w:sz="4" w:space="0" w:color="d1d5db"/>
+              <w:left w:val="single" w:sz="4" w:space="0" w:color="d1d5db"/>
+              <w:bottom w:val="single" w:sz="4" w:space="0" w:color="d1d5db"/>
+              <w:right w:val="single" w:sz="4" w:space="0" w:color="d1d5db"/>
+            </w:tcBdr>
+          </w:tcPr>
+          <w:p>
+            <w:pPr>
+              <w:spacing w:before="60" w:after="60"/>
+              <w:ind w:left="113"/>
+            </w:pPr>
+            <w:r>
+              <w:rPr>
+                <w:sz w:val="19"/>
+              </w:rPr>
+              <w:t>Every Monday 02:00 UTC</w:t>
+            </w:r>
+          </w:p>
+        </w:tc>
+        <w:tc>
+          <w:tcPr>
+            <w:tcW w:type="dxa" w:w="3135"/>
+            <w:shd w:val="clear" w:color="auto" w:fill="F1F5F9"/>
+            <w:tcBdr>
+              <w:top w:val="single" w:sz="4" w:space="0" w:color="d1d5db"/>
+              <w:left w:val="single" w:sz="4" w:space="0" w:color="d1d5db"/>
+              <w:bottom w:val="single" w:sz="4" w:space="0" w:color="d1d5db"/>
+              <w:right w:val="single" w:sz="4" w:space="0" w:color="d1d5db"/>
+            </w:tcBdr>
+          </w:tcPr>
+          <w:p>
+            <w:pPr>
+              <w:spacing w:before="60" w:after="60"/>
+              <w:ind w:left="113"/>
+            </w:pPr>
+            <w:r>
+              <w:rPr>
+                <w:sz w:val="19"/>
+              </w:rPr>
+              <w:t>Full pipeline scan (dry-run)</w:t>
+            </w:r>
+          </w:p>
+        </w:tc>
+      </w:tr>
+    </w:tbl>
+    <w:p>
+      <w:pPr>
+        <w:spacing w:before="0" w:after="80"/>
+      </w:pPr>
+    </w:p>
+    <w:tbl>
+      <w:tblPr>
+        <w:tblW w:type="auto" w:w="0"/>
+        <w:jc w:val="left"/>
+        <w:tblLook w:firstColumn="1" w:firstRow="1" w:lastColumn="0" w:lastRow="0" w:noHBand="0" w:noVBand="1" w:val="04A0"/>
+      </w:tblPr>
+      <w:tblGrid>
+        <w:gridCol w:w="283"/>
+        <w:gridCol w:w="12598"/>
+      </w:tblGrid>
+      <w:tr>
+        <w:tc>
+          <w:tcPr>
+            <w:tcW w:type="dxa" w:w="4703"/>
+            <w:shd w:val="clear" w:color="auto" w:fill="16A34A"/>
+            <w:tcBdr>
+              <w:top w:val="single" w:sz="4" w:space="0" w:color="16A34A"/>
+              <w:left w:val="single" w:sz="4" w:space="0" w:color="16A34A"/>
+              <w:bottom w:val="single" w:sz="4" w:space="0" w:color="16A34A"/>
+              <w:right w:val="single" w:sz="4" w:space="0" w:color="16A34A"/>
+            </w:tcBdr>
+          </w:tcPr>
+          <w:p/>
+        </w:tc>
+        <w:tc>
+          <w:tcPr>
+            <w:tcW w:type="dxa" w:w="4703"/>
+            <w:shd w:val="clear" w:color="auto" w:fill="DCFCE7"/>
+            <w:tcBdr>
+              <w:top w:val="single" w:sz="4" w:space="0" w:color="16A34A"/>
+              <w:left w:val="single" w:sz="4" w:space="0" w:color="16A34A"/>
+              <w:bottom w:val="single" w:sz="4" w:space="0" w:color="16A34A"/>
+              <w:right w:val="single" w:sz="4" w:space="0" w:color="16A34A"/>
+            </w:tcBdr>
+          </w:tcPr>
+          <w:p/>
+          <w:p>
+            <w:pPr>
+              <w:spacing w:before="80" w:after="40"/>
+              <w:ind w:left="170"/>
+            </w:pPr>
+            <w:r>
+              <w:rPr>
+                <w:b/>
+                <w:color w:val="16A34A"/>
+                <w:sz w:val="18"/>
+              </w:rPr>
+              <w:t>ENABLING LIVE PR CREATION</w:t>
+            </w:r>
+          </w:p>
+          <w:p>
+            <w:pPr>
+              <w:spacing w:before="40" w:after="40"/>
+              <w:ind w:left="170"/>
+            </w:pPr>
+            <w:r>
+              <w:rPr>
+                <w:sz w:val="20"/>
+              </w:rPr>
+              <w:t xml:space="preserve">  To enable live PR creation from the workflow:</w:t>
+            </w:r>
+          </w:p>
+          <w:p>
+            <w:pPr>
+              <w:spacing w:before="40" w:after="40"/>
+              <w:ind w:left="170"/>
+            </w:pPr>
+            <w:r>
+              <w:rPr>
+                <w:sz w:val="20"/>
+              </w:rPr>
+              <w:t xml:space="preserve">  1. GitHub → repo Settings → Secrets and variables → Actions</w:t>
+            </w:r>
+          </w:p>
+          <w:p>
+            <w:pPr>
+              <w:spacing w:before="40" w:after="40"/>
+              <w:ind w:left="170"/>
+            </w:pPr>
+            <w:r>
+              <w:rPr>
+                <w:sz w:val="20"/>
+              </w:rPr>
+              <w:t xml:space="preserve">  2. Add secret: DEMO_REPO_PAT = your GitHub PAT with repo scope</w:t>
+            </w:r>
+          </w:p>
+          <w:p>
+            <w:pPr>
+              <w:spacing w:before="40" w:after="40"/>
+              <w:ind w:left="170"/>
+            </w:pPr>
+            <w:r>
+              <w:rPr>
+                <w:sz w:val="20"/>
+              </w:rPr>
+              <w:t xml:space="preserve">  3. Trigger the workflow with create_prs = true</w:t>
+            </w:r>
+          </w:p>
+        </w:tc>
+      </w:tr>
+    </w:tbl>
+    <w:p>
+      <w:pPr>
+        <w:spacing w:before="0" w:after="80"/>
+      </w:pPr>
+    </w:p>
+    <w:p>
+      <w:pPr>
+        <w:spacing w:before="0" w:after="80"/>
+      </w:pPr>
+    </w:p>
+    <w:p>
+      <w:pPr>
+        <w:spacing w:before="0" w:after="60"/>
+      </w:pPr>
+      <w:r>
+        <w:rPr>
+          <w:b/>
+          <w:color w:val="0D9488"/>
+          <w:sz w:val="32"/>
+          <w:u w:val="none"/>
+        </w:rPr>
+        <w:t>MCP Server (Claude Code integration)</w:t>
+      </w:r>
+    </w:p>
+    <w:tbl>
+      <w:tblPr>
+        <w:tblW w:type="auto" w:w="0"/>
+        <w:jc w:val="left"/>
+        <w:tblLook w:firstColumn="1" w:firstRow="1" w:lastColumn="0" w:lastRow="0" w:noHBand="0" w:noVBand="1" w:val="04A0"/>
+      </w:tblPr>
+      <w:tblGrid>
+        <w:gridCol w:w="9406"/>
+      </w:tblGrid>
+      <w:tr>
+        <w:tc>
+          <w:tcPr>
+            <w:tcW w:type="dxa" w:w="9406"/>
+            <w:shd w:val="clear" w:color="auto" w:fill="0D9488"/>
+            <w:tcBdr>
+              <w:top w:val="single" w:sz="4" w:space="0" w:color="0D9488"/>
+              <w:left w:val="single" w:sz="4" w:space="0" w:color="0D9488"/>
+              <w:bottom w:val="single" w:sz="4" w:space="0" w:color="0D9488"/>
+              <w:right w:val="single" w:sz="4" w:space="0" w:color="0D9488"/>
+            </w:tcBdr>
+          </w:tcPr>
+          <w:p>
+            <w:pPr>
+              <w:spacing w:before="120" w:after="120"/>
+              <w:ind w:left="170"/>
+              <w:jc w:val="left"/>
+            </w:pPr>
+            <w:r>
+              <w:rPr>
+                <w:b/>
+                <w:color w:val="FFFFFF"/>
+                <w:sz w:val="24"/>
+              </w:rPr>
+              <w:t>pipeline-output/mcp_server.py  +  .mcp.json  —  Claude Code Tools</w:t>
+            </w:r>
+          </w:p>
+        </w:tc>
+      </w:tr>
+    </w:tbl>
+    <w:p>
+      <w:pPr>
+        <w:spacing w:before="0" w:after="80"/>
+      </w:pPr>
+    </w:p>
+    <w:p>
+      <w:pPr>
+        <w:spacing w:before="0" w:after="60"/>
+      </w:pPr>
+      <w:r>
+        <w:rPr>
+          <w:b w:val="0"/>
+          <w:i w:val="0"/>
+          <w:sz w:val="21"/>
+        </w:rPr>
+        <w:t>An MCP (Model Context Protocol) server is bundled at pipeline-output/mcp_server.py and pre-configured in .mcp.json at the project root. When Claude Code opens this project the supply-chain-security MCP server starts automatically, exposing the entire pipeline as five conversational tools — no terminal commands needed.</w:t>
+      </w:r>
+    </w:p>
+    <w:p>
+      <w:pPr>
+        <w:spacing w:before="0" w:after="80"/>
+      </w:pPr>
+    </w:p>
+    <w:tbl>
+      <w:tblPr>
+        <w:tblW w:type="auto" w:w="0"/>
+        <w:jc w:val="left"/>
+        <w:tblLook w:firstColumn="1" w:firstRow="1" w:lastColumn="0" w:lastRow="0" w:noHBand="0" w:noVBand="1" w:val="04A0"/>
+      </w:tblPr>
+      <w:tblGrid>
+        <w:gridCol w:w="2268"/>
+        <w:gridCol w:w="6803"/>
+      </w:tblGrid>
+      <w:tr>
+        <w:tc>
+          <w:tcPr>
+            <w:tcW w:type="dxa" w:w="4703"/>
+            <w:shd w:val="clear" w:color="auto" w:fill="1E293B"/>
+            <w:tcBdr>
+              <w:top w:val="single" w:sz="4" w:space="0" w:color="1e293b"/>
+              <w:left w:val="single" w:sz="4" w:space="0" w:color="1e293b"/>
+              <w:bottom w:val="single" w:sz="4" w:space="0" w:color="1e293b"/>
+              <w:right w:val="single" w:sz="4" w:space="0" w:color="1e293b"/>
+            </w:tcBdr>
+          </w:tcPr>
+          <w:p>
+            <w:pPr>
+              <w:spacing w:before="80" w:after="80"/>
+              <w:ind w:left="113"/>
+            </w:pPr>
+            <w:r>
+              <w:rPr>
+                <w:b/>
+                <w:color w:val="FFFFFF"/>
+                <w:sz w:val="19"/>
+              </w:rPr>
+              <w:t>Tool</w:t>
+            </w:r>
+          </w:p>
+        </w:tc>
+        <w:tc>
+          <w:tcPr>
+            <w:tcW w:type="dxa" w:w="4703"/>
+            <w:shd w:val="clear" w:color="auto" w:fill="1E293B"/>
+            <w:tcBdr>
+              <w:top w:val="single" w:sz="4" w:space="0" w:color="1e293b"/>
+              <w:left w:val="single" w:sz="4" w:space="0" w:color="1e293b"/>
+              <w:bottom w:val="single" w:sz="4" w:space="0" w:color="1e293b"/>
+              <w:right w:val="single" w:sz="4" w:space="0" w:color="1e293b"/>
+            </w:tcBdr>
+          </w:tcPr>
+          <w:p>
+            <w:pPr>
+              <w:spacing w:before="80" w:after="80"/>
+              <w:ind w:left="113"/>
+            </w:pPr>
+            <w:r>
+              <w:rPr>
+                <w:b/>
+                <w:color w:val="FFFFFF"/>
+                <w:sz w:val="19"/>
+              </w:rPr>
+              <w:t>What It Does</w:t>
+            </w:r>
+          </w:p>
+        </w:tc>
+      </w:tr>
+      <w:tr>
+        <w:tc>
+          <w:tcPr>
+            <w:tcW w:type="dxa" w:w="4703"/>
+            <w:shd w:val="clear" w:color="auto" w:fill="F1F5F9"/>
+            <w:tcBdr>
+              <w:top w:val="single" w:sz="4" w:space="0" w:color="d1d5db"/>
+              <w:left w:val="single" w:sz="4" w:space="0" w:color="d1d5db"/>
+              <w:bottom w:val="single" w:sz="4" w:space="0" w:color="d1d5db"/>
+              <w:right w:val="single" w:sz="4" w:space="0" w:color="d1d5db"/>
+            </w:tcBdr>
+          </w:tcPr>
+          <w:p>
+            <w:pPr>
+              <w:spacing w:before="60" w:after="60"/>
+              <w:ind w:left="113"/>
+            </w:pPr>
+            <w:r>
+              <w:rPr>
+                <w:sz w:val="19"/>
+              </w:rPr>
+              <w:t>scan_repo</w:t>
+            </w:r>
+          </w:p>
+        </w:tc>
+        <w:tc>
+          <w:tcPr>
+            <w:tcW w:type="dxa" w:w="4703"/>
+            <w:shd w:val="clear" w:color="auto" w:fill="F1F5F9"/>
+            <w:tcBdr>
+              <w:top w:val="single" w:sz="4" w:space="0" w:color="d1d5db"/>
+              <w:left w:val="single" w:sz="4" w:space="0" w:color="d1d5db"/>
+              <w:bottom w:val="single" w:sz="4" w:space="0" w:color="d1d5db"/>
+              <w:right w:val="single" w:sz="4" w:space="0" w:color="d1d5db"/>
+            </w:tcBdr>
+          </w:tcPr>
+          <w:p>
+            <w:pPr>
+              <w:spacing w:before="60" w:after="60"/>
+              <w:ind w:left="113"/>
+            </w:pPr>
+            <w:r>
+              <w:rPr>
+                <w:sz w:val="19"/>
+              </w:rPr>
+              <w:t>Run the full pipeline against any GitHub repo URL. Returns the health report on completion.</w:t>
+            </w:r>
+          </w:p>
+        </w:tc>
+      </w:tr>
+      <w:tr>
+        <w:tc>
+          <w:tcPr>
+            <w:tcW w:type="dxa" w:w="4703"/>
+            <w:shd w:val="clear" w:color="auto" w:fill="FFFFFF"/>
+            <w:tcBdr>
+              <w:top w:val="single" w:sz="4" w:space="0" w:color="d1d5db"/>
+              <w:left w:val="single" w:sz="4" w:space="0" w:color="d1d5db"/>
+              <w:bottom w:val="single" w:sz="4" w:space="0" w:color="d1d5db"/>
+              <w:right w:val="single" w:sz="4" w:space="0" w:color="d1d5db"/>
+            </w:tcBdr>
+          </w:tcPr>
+          <w:p>
+            <w:pPr>
+              <w:spacing w:before="60" w:after="60"/>
+              <w:ind w:left="113"/>
+            </w:pPr>
+            <w:r>
+              <w:rPr>
+                <w:sz w:val="19"/>
+              </w:rPr>
+              <w:t>get_health_report</w:t>
+            </w:r>
+          </w:p>
+        </w:tc>
+        <w:tc>
+          <w:tcPr>
+            <w:tcW w:type="dxa" w:w="4703"/>
+            <w:shd w:val="clear" w:color="auto" w:fill="FFFFFF"/>
+            <w:tcBdr>
+              <w:top w:val="single" w:sz="4" w:space="0" w:color="d1d5db"/>
+              <w:left w:val="single" w:sz="4" w:space="0" w:color="d1d5db"/>
+              <w:bottom w:val="single" w:sz="4" w:space="0" w:color="d1d5db"/>
+              <w:right w:val="single" w:sz="4" w:space="0" w:color="d1d5db"/>
+            </w:tcBdr>
+          </w:tcPr>
+          <w:p>
+            <w:pPr>
+              <w:spacing w:before="60" w:after="60"/>
+              <w:ind w:left="113"/>
+            </w:pPr>
+            <w:r>
+              <w:rPr>
+                <w:sz w:val="19"/>
+              </w:rPr>
+              <w:t>Return the health grade, score, and stage results from the most recent scan.</w:t>
+            </w:r>
+          </w:p>
+        </w:tc>
+      </w:tr>
+      <w:tr>
+        <w:tc>
+          <w:tcPr>
+            <w:tcW w:type="dxa" w:w="4703"/>
+            <w:shd w:val="clear" w:color="auto" w:fill="F1F5F9"/>
+            <w:tcBdr>
+              <w:top w:val="single" w:sz="4" w:space="0" w:color="d1d5db"/>
+              <w:left w:val="single" w:sz="4" w:space="0" w:color="d1d5db"/>
+              <w:bottom w:val="single" w:sz="4" w:space="0" w:color="d1d5db"/>
+              <w:right w:val="single" w:sz="4" w:space="0" w:color="d1d5db"/>
+            </w:tcBdr>
+          </w:tcPr>
+          <w:p>
+            <w:pPr>
+              <w:spacing w:before="60" w:after="60"/>
+              <w:ind w:left="113"/>
+            </w:pPr>
+            <w:r>
+              <w:rPr>
+                <w:sz w:val="19"/>
+              </w:rPr>
+              <w:t>get_cve_summary</w:t>
+            </w:r>
+          </w:p>
+        </w:tc>
+        <w:tc>
+          <w:tcPr>
+            <w:tcW w:type="dxa" w:w="4703"/>
+            <w:shd w:val="clear" w:color="auto" w:fill="F1F5F9"/>
+            <w:tcBdr>
+              <w:top w:val="single" w:sz="4" w:space="0" w:color="d1d5db"/>
+              <w:left w:val="single" w:sz="4" w:space="0" w:color="d1d5db"/>
+              <w:bottom w:val="single" w:sz="4" w:space="0" w:color="d1d5db"/>
+              <w:right w:val="single" w:sz="4" w:space="0" w:color="d1d5db"/>
+            </w:tcBdr>
+          </w:tcPr>
+          <w:p>
+            <w:pPr>
+              <w:spacing w:before="60" w:after="60"/>
+              <w:ind w:left="113"/>
+            </w:pPr>
+            <w:r>
+              <w:rPr>
+                <w:sz w:val="19"/>
+              </w:rPr>
+              <w:t>Return the CVE findings (counts by severity, top CVEs) from the most recent scan.</w:t>
+            </w:r>
+          </w:p>
+        </w:tc>
+      </w:tr>
+      <w:tr>
+        <w:tc>
+          <w:tcPr>
+            <w:tcW w:type="dxa" w:w="4703"/>
+            <w:shd w:val="clear" w:color="auto" w:fill="FFFFFF"/>
+            <w:tcBdr>
+              <w:top w:val="single" w:sz="4" w:space="0" w:color="d1d5db"/>
+              <w:left w:val="single" w:sz="4" w:space="0" w:color="d1d5db"/>
+              <w:bottom w:val="single" w:sz="4" w:space="0" w:color="d1d5db"/>
+              <w:right w:val="single" w:sz="4" w:space="0" w:color="d1d5db"/>
+            </w:tcBdr>
+          </w:tcPr>
+          <w:p>
+            <w:pPr>
+              <w:spacing w:before="60" w:after="60"/>
+              <w:ind w:left="113"/>
+            </w:pPr>
+            <w:r>
+              <w:rPr>
+                <w:sz w:val="19"/>
+              </w:rPr>
+              <w:t>get_policy_status</w:t>
+            </w:r>
+          </w:p>
+        </w:tc>
+        <w:tc>
+          <w:tcPr>
+            <w:tcW w:type="dxa" w:w="4703"/>
+            <w:shd w:val="clear" w:color="auto" w:fill="FFFFFF"/>
+            <w:tcBdr>
+              <w:top w:val="single" w:sz="4" w:space="0" w:color="d1d5db"/>
+              <w:left w:val="single" w:sz="4" w:space="0" w:color="d1d5db"/>
+              <w:bottom w:val="single" w:sz="4" w:space="0" w:color="d1d5db"/>
+              <w:right w:val="single" w:sz="4" w:space="0" w:color="d1d5db"/>
+            </w:tcBdr>
+          </w:tcPr>
+          <w:p>
+            <w:pPr>
+              <w:spacing w:before="60" w:after="60"/>
+              <w:ind w:left="113"/>
+            </w:pPr>
+            <w:r>
+              <w:rPr>
+                <w:sz w:val="19"/>
+              </w:rPr>
+              <w:t>Return the policy gate PASS/FAIL result and any violations from the most recent scan.</w:t>
+            </w:r>
+          </w:p>
+        </w:tc>
+      </w:tr>
+      <w:tr>
+        <w:tc>
+          <w:tcPr>
+            <w:tcW w:type="dxa" w:w="4703"/>
+            <w:shd w:val="clear" w:color="auto" w:fill="F1F5F9"/>
+            <w:tcBdr>
+              <w:top w:val="single" w:sz="4" w:space="0" w:color="d1d5db"/>
+              <w:left w:val="single" w:sz="4" w:space="0" w:color="d1d5db"/>
+              <w:bottom w:val="single" w:sz="4" w:space="0" w:color="d1d5db"/>
+              <w:right w:val="single" w:sz="4" w:space="0" w:color="d1d5db"/>
+            </w:tcBdr>
+          </w:tcPr>
+          <w:p>
+            <w:pPr>
+              <w:spacing w:before="60" w:after="60"/>
+              <w:ind w:left="113"/>
+            </w:pPr>
+            <w:r>
+              <w:rPr>
+                <w:sz w:val="19"/>
+              </w:rPr>
+              <w:t>create_remediation_prs</w:t>
+            </w:r>
+          </w:p>
+        </w:tc>
+        <w:tc>
+          <w:tcPr>
+            <w:tcW w:type="dxa" w:w="4703"/>
+            <w:shd w:val="clear" w:color="auto" w:fill="F1F5F9"/>
+            <w:tcBdr>
+              <w:top w:val="single" w:sz="4" w:space="0" w:color="d1d5db"/>
+              <w:left w:val="single" w:sz="4" w:space="0" w:color="d1d5db"/>
+              <w:bottom w:val="single" w:sz="4" w:space="0" w:color="d1d5db"/>
+              <w:right w:val="single" w:sz="4" w:space="0" w:color="d1d5db"/>
+            </w:tcBdr>
+          </w:tcPr>
+          <w:p>
+            <w:pPr>
+              <w:spacing w:before="60" w:after="60"/>
+              <w:ind w:left="113"/>
+            </w:pPr>
+            <w:r>
+              <w:rPr>
+                <w:sz w:val="19"/>
+              </w:rPr>
+              <w:t>Trigger GitHub PR creation for the most recent scan results. Requires a GitHub token.</w:t>
+            </w:r>
+          </w:p>
+        </w:tc>
+      </w:tr>
+    </w:tbl>
+    <w:p>
+      <w:pPr>
+        <w:spacing w:before="0" w:after="80"/>
+      </w:pPr>
+    </w:p>
+    <w:p>
+      <w:pPr>
+        <w:spacing w:before="0" w:after="60"/>
+      </w:pPr>
+      <w:r>
+        <w:rPr>
+          <w:b w:val="0"/>
+          <w:i/>
+          <w:color w:val="94A3B8"/>
+          <w:sz w:val="20"/>
+        </w:rPr>
+        <w:t>The .mcp.json config file simply points at the server script — no additional install or environment setup is required beyond Python 3.9+.</w:t>
+      </w:r>
+    </w:p>
+    <w:p>
+      <w:pPr>
+        <w:spacing w:before="0" w:after="80"/>
+      </w:pPr>
+    </w:p>
+    <w:p>
+      <w:pPr>
+        <w:spacing w:before="0" w:after="80"/>
+      </w:pPr>
+    </w:p>
+    <w:p>
+      <w:pPr>
+        <w:spacing w:before="0" w:after="60"/>
+      </w:pPr>
+      <w:r>
+        <w:rPr>
+          <w:b/>
           <w:color w:val="F97316"/>
           <w:sz w:val="32"/>
           <w:u w:val="none"/>
@@ -18229,7 +19393,7 @@
           <w:i w:val="0"/>
           <w:sz w:val="21"/>
         </w:rPr>
-        <w:t>A one-time utility script that seeds the demo GitHub repository (github.com/SRGuptha/uc1-security-demo) with a pom.xml containing 7 known-vulnerable Maven dependencies (Log4Shell, Spring4Shell, Text4Shell, H2 RCE, SnakeYAML DoS, etc.). Run this once to prepare the demo repo. Requires a GitHub token with write access.</w:t>
+        <w:t>A one-time utility script that seeds the demo GitHub repository (github.com/SRGuptthha/uc1-security-demo) with a pom.xml containing 7 known-vulnerable Maven dependencies (Log4Shell, Spring4Shell, Text4Shell, H2 RCE, SnakeYAML DoS, etc.). Run this once to prepare the demo repo. Requires a GitHub token with write access.</w:t>
       </w:r>
     </w:p>
     <w:p>
@@ -18569,7 +19733,7 @@
                 <w:color w:val="0F172A"/>
                 <w:sz w:val="17"/>
               </w:rPr>
-              <w:t>python pipeline-output/run_pipeline.py https://github.com/SRGuptha/uc1-security-demo</w:t>
+              <w:t>python pipeline-output/run_pipeline.py https://github.com/SRGuptthha/uc1-security-demo</w:t>
             </w:r>
           </w:p>
         </w:tc>
@@ -18950,7 +20114,7 @@
                 <w:color w:val="0F172A"/>
                 <w:sz w:val="17"/>
               </w:rPr>
-              <w:t>python pipeline-output/run_pipeline.py https://github.com/SRGuptha/uc1-security-demo --token ghp_xxxx</w:t>
+              <w:t>python pipeline-output/run_pipeline.py https://github.com/SRGuptthha/uc1-security-demo --token ghp_xxxx</w:t>
             </w:r>
           </w:p>
         </w:tc>
